--- a/DTG notes.docx
+++ b/DTG notes.docx
@@ -155,7 +155,37 @@
           <w:lang w:eastAsia="en-GB"/>
           <w14:ligatures w14:val="none"/>
         </w:rPr>
-        <w:t xml:space="preserve">There is IMU data for all participants </w:t>
+        <w:t xml:space="preserve">There is IMU </w:t>
+      </w:r>
+      <w:r>
+        <w:rPr>
+          <w:rFonts w:ascii="Aptos" w:eastAsia="Times New Roman" w:hAnsi="Aptos" w:cs="Times New Roman"/>
+          <w:color w:val="000000"/>
+          <w:kern w:val="0"/>
+          <w:lang w:eastAsia="en-GB"/>
+          <w14:ligatures w14:val="none"/>
+        </w:rPr>
+        <w:t xml:space="preserve">and gyroscope </w:t>
+      </w:r>
+      <w:r>
+        <w:rPr>
+          <w:rFonts w:ascii="Aptos" w:eastAsia="Times New Roman" w:hAnsi="Aptos" w:cs="Times New Roman"/>
+          <w:color w:val="000000"/>
+          <w:kern w:val="0"/>
+          <w:lang w:eastAsia="en-GB"/>
+          <w14:ligatures w14:val="none"/>
+        </w:rPr>
+        <w:t xml:space="preserve">data for all participants </w:t>
+      </w:r>
+      <w:r>
+        <w:rPr>
+          <w:rFonts w:ascii="Aptos" w:eastAsia="Times New Roman" w:hAnsi="Aptos" w:cs="Times New Roman"/>
+          <w:color w:val="000000"/>
+          <w:kern w:val="0"/>
+          <w:lang w:eastAsia="en-GB"/>
+          <w14:ligatures w14:val="none"/>
+        </w:rPr>
+        <w:t xml:space="preserve">– sampled at 100 Hz </w:t>
       </w:r>
     </w:p>
     <w:p>
@@ -229,70 +259,58 @@
         </w:rPr>
         <w:t>P32 missing measurement 3</w:t>
       </w:r>
-    </w:p>
-    <w:p>
-      <w:pPr>
-        <w:rPr>
-          <w:rFonts w:ascii="Aptos" w:eastAsia="Times New Roman" w:hAnsi="Aptos" w:cs="Times New Roman"/>
-          <w:color w:val="000000"/>
-          <w:kern w:val="0"/>
-          <w:lang w:eastAsia="en-GB"/>
-          <w14:ligatures w14:val="none"/>
-        </w:rPr>
-      </w:pPr>
-    </w:p>
-    <w:p>
-      <w:pPr>
-        <w:rPr>
-          <w:rFonts w:ascii="Aptos" w:eastAsia="Times New Roman" w:hAnsi="Aptos" w:cs="Times New Roman"/>
-          <w:color w:val="000000"/>
-          <w:kern w:val="0"/>
-          <w:lang w:eastAsia="en-GB"/>
-          <w14:ligatures w14:val="none"/>
-        </w:rPr>
-      </w:pPr>
-    </w:p>
-    <w:p>
-      <w:pPr>
-        <w:rPr>
-          <w:rFonts w:ascii="Aptos" w:eastAsia="Times New Roman" w:hAnsi="Aptos" w:cs="Times New Roman"/>
-          <w:color w:val="000000"/>
-          <w:kern w:val="0"/>
-          <w:lang w:eastAsia="en-GB"/>
-          <w14:ligatures w14:val="none"/>
-        </w:rPr>
-      </w:pPr>
-      <w:r>
-        <w:rPr>
-          <w:rFonts w:ascii="Aptos" w:eastAsia="Times New Roman" w:hAnsi="Aptos" w:cs="Times New Roman"/>
-          <w:color w:val="000000"/>
-          <w:kern w:val="0"/>
-          <w:lang w:eastAsia="en-GB"/>
-          <w14:ligatures w14:val="none"/>
-        </w:rPr>
-        <w:t xml:space="preserve">Test timings from laptop are when the tests took place during the day – not so useful for the gait </w:t>
-      </w:r>
-      <w:proofErr w:type="spellStart"/>
-      <w:r>
-        <w:rPr>
-          <w:rFonts w:ascii="Aptos" w:eastAsia="Times New Roman" w:hAnsi="Aptos" w:cs="Times New Roman"/>
-          <w:color w:val="000000"/>
-          <w:kern w:val="0"/>
-          <w:lang w:eastAsia="en-GB"/>
-          <w14:ligatures w14:val="none"/>
-        </w:rPr>
-        <w:t>analysis</w:t>
-      </w:r>
-      <w:proofErr w:type="spellEnd"/>
-      <w:r>
-        <w:rPr>
-          <w:rFonts w:ascii="Aptos" w:eastAsia="Times New Roman" w:hAnsi="Aptos" w:cs="Times New Roman"/>
-          <w:color w:val="000000"/>
-          <w:kern w:val="0"/>
-          <w:lang w:eastAsia="en-GB"/>
-          <w14:ligatures w14:val="none"/>
-        </w:rPr>
-        <w:t xml:space="preserve"> directly. </w:t>
+      <w:r>
+        <w:rPr>
+          <w:rFonts w:ascii="Aptos" w:eastAsia="Times New Roman" w:hAnsi="Aptos" w:cs="Times New Roman"/>
+          <w:color w:val="000000"/>
+          <w:kern w:val="0"/>
+          <w:lang w:eastAsia="en-GB"/>
+          <w14:ligatures w14:val="none"/>
+        </w:rPr>
+        <w:t xml:space="preserve"> there may be other missing trials</w:t>
+      </w:r>
+    </w:p>
+    <w:p>
+      <w:pPr>
+        <w:rPr>
+          <w:rFonts w:ascii="Aptos" w:eastAsia="Times New Roman" w:hAnsi="Aptos" w:cs="Times New Roman"/>
+          <w:color w:val="000000"/>
+          <w:kern w:val="0"/>
+          <w:lang w:eastAsia="en-GB"/>
+          <w14:ligatures w14:val="none"/>
+        </w:rPr>
+      </w:pPr>
+    </w:p>
+    <w:p>
+      <w:pPr>
+        <w:rPr>
+          <w:rFonts w:ascii="Aptos" w:eastAsia="Times New Roman" w:hAnsi="Aptos" w:cs="Times New Roman"/>
+          <w:color w:val="000000"/>
+          <w:kern w:val="0"/>
+          <w:lang w:eastAsia="en-GB"/>
+          <w14:ligatures w14:val="none"/>
+        </w:rPr>
+      </w:pPr>
+    </w:p>
+    <w:p>
+      <w:pPr>
+        <w:rPr>
+          <w:rFonts w:ascii="Aptos" w:eastAsia="Times New Roman" w:hAnsi="Aptos" w:cs="Times New Roman"/>
+          <w:color w:val="000000"/>
+          <w:kern w:val="0"/>
+          <w:lang w:eastAsia="en-GB"/>
+          <w14:ligatures w14:val="none"/>
+        </w:rPr>
+      </w:pPr>
+      <w:r>
+        <w:rPr>
+          <w:rFonts w:ascii="Aptos" w:eastAsia="Times New Roman" w:hAnsi="Aptos" w:cs="Times New Roman"/>
+          <w:color w:val="000000"/>
+          <w:kern w:val="0"/>
+          <w:lang w:eastAsia="en-GB"/>
+          <w14:ligatures w14:val="none"/>
+        </w:rPr>
+        <w:t xml:space="preserve">Test timings from laptop are when the tests took place during the day – not so useful for the gait analysis directly. </w:t>
       </w:r>
     </w:p>
     <w:p>
@@ -640,61 +658,17 @@
           <w:lang w:eastAsia="en-GB"/>
           <w14:ligatures w14:val="none"/>
         </w:rPr>
-        <w:t xml:space="preserve">This should </w:t>
-      </w:r>
-      <w:proofErr w:type="gramStart"/>
-      <w:r>
-        <w:rPr>
-          <w:rFonts w:ascii="Aptos" w:eastAsia="Times New Roman" w:hAnsi="Aptos" w:cs="Times New Roman"/>
-          <w:color w:val="000000"/>
-          <w:kern w:val="0"/>
-          <w:lang w:eastAsia="en-GB"/>
-          <w14:ligatures w14:val="none"/>
-        </w:rPr>
-        <w:t>be  detectable</w:t>
-      </w:r>
-      <w:proofErr w:type="gramEnd"/>
-      <w:r>
-        <w:rPr>
-          <w:rFonts w:ascii="Aptos" w:eastAsia="Times New Roman" w:hAnsi="Aptos" w:cs="Times New Roman"/>
-          <w:color w:val="000000"/>
-          <w:kern w:val="0"/>
-          <w:lang w:eastAsia="en-GB"/>
-          <w14:ligatures w14:val="none"/>
-        </w:rPr>
-        <w:t xml:space="preserve"> from the </w:t>
-      </w:r>
-      <w:r>
-        <w:rPr>
-          <w:rFonts w:ascii="Aptos" w:eastAsia="Times New Roman" w:hAnsi="Aptos" w:cs="Times New Roman"/>
-          <w:color w:val="000000"/>
-          <w:kern w:val="0"/>
-          <w:lang w:eastAsia="en-GB"/>
-          <w14:ligatures w14:val="none"/>
-        </w:rPr>
-        <w:t xml:space="preserve">yaw data at approximately </w:t>
-      </w:r>
-      <w:proofErr w:type="gramStart"/>
-      <w:r>
-        <w:rPr>
-          <w:rFonts w:ascii="Aptos" w:eastAsia="Times New Roman" w:hAnsi="Aptos" w:cs="Times New Roman"/>
-          <w:color w:val="000000"/>
-          <w:kern w:val="0"/>
-          <w:lang w:eastAsia="en-GB"/>
-          <w14:ligatures w14:val="none"/>
-        </w:rPr>
-        <w:t>half way</w:t>
-      </w:r>
-      <w:proofErr w:type="gramEnd"/>
-      <w:r>
-        <w:rPr>
-          <w:rFonts w:ascii="Aptos" w:eastAsia="Times New Roman" w:hAnsi="Aptos" w:cs="Times New Roman"/>
-          <w:color w:val="000000"/>
-          <w:kern w:val="0"/>
-          <w:lang w:eastAsia="en-GB"/>
-          <w14:ligatures w14:val="none"/>
-        </w:rPr>
-        <w:t xml:space="preserve"> through the trial length. We could omit this data until back to a similar magnitude before the turn. </w:t>
+        <w:t xml:space="preserve">This should be  detectable from the </w:t>
+      </w:r>
+      <w:r>
+        <w:rPr>
+          <w:rFonts w:ascii="Aptos" w:eastAsia="Times New Roman" w:hAnsi="Aptos" w:cs="Times New Roman"/>
+          <w:color w:val="000000"/>
+          <w:kern w:val="0"/>
+          <w:lang w:eastAsia="en-GB"/>
+          <w14:ligatures w14:val="none"/>
+        </w:rPr>
+        <w:t xml:space="preserve">yaw data at approximately half way through the trial length. We could omit this data until back to a similar magnitude before the turn. </w:t>
       </w:r>
     </w:p>
     <w:p>
@@ -996,33 +970,21 @@
         <w:pStyle w:val="p1"/>
         <w:rPr>
           <w:rFonts w:ascii="Aptos" w:hAnsi="Aptos"/>
-          <w:sz w:val="24"/>
-          <w:szCs w:val="24"/>
-        </w:rPr>
-      </w:pPr>
-      <w:r>
-        <w:rPr>
-          <w:rFonts w:ascii="Aptos" w:hAnsi="Aptos"/>
-          <w:sz w:val="24"/>
-          <w:szCs w:val="24"/>
-        </w:rPr>
-        <w:t>Linear COM velocity was calculated</w:t>
-      </w:r>
-      <w:r>
-        <w:rPr>
-          <w:rFonts w:ascii="Aptos" w:hAnsi="Aptos"/>
-          <w:sz w:val="24"/>
-          <w:szCs w:val="24"/>
-        </w:rPr>
-        <w:t xml:space="preserve">. </w:t>
-      </w:r>
-      <w:r>
-        <w:rPr>
-          <w:rFonts w:ascii="Aptos" w:hAnsi="Aptos"/>
-          <w:sz w:val="24"/>
-          <w:szCs w:val="24"/>
-        </w:rPr>
-        <w:t>The total medial/lateral COM displacement, peak</w:t>
+          <w:i/>
+          <w:iCs/>
+          <w:sz w:val="24"/>
+          <w:szCs w:val="24"/>
+        </w:rPr>
+      </w:pPr>
+      <w:r>
+        <w:rPr>
+          <w:rFonts w:ascii="Aptos" w:hAnsi="Aptos"/>
+          <w:i/>
+          <w:iCs/>
+          <w:sz w:val="24"/>
+          <w:szCs w:val="24"/>
+        </w:rPr>
+        <w:t>Linear COM velocity was calculated. The total medial/lateral COM displacement, peak</w:t>
       </w:r>
     </w:p>
     <w:p>
@@ -1030,13 +992,17 @@
         <w:pStyle w:val="p1"/>
         <w:rPr>
           <w:rFonts w:ascii="Aptos" w:hAnsi="Aptos"/>
-          <w:sz w:val="24"/>
-          <w:szCs w:val="24"/>
-        </w:rPr>
-      </w:pPr>
-      <w:r>
-        <w:rPr>
-          <w:rFonts w:ascii="Aptos" w:hAnsi="Aptos"/>
+          <w:i/>
+          <w:iCs/>
+          <w:sz w:val="24"/>
+          <w:szCs w:val="24"/>
+        </w:rPr>
+      </w:pPr>
+      <w:r>
+        <w:rPr>
+          <w:rFonts w:ascii="Aptos" w:hAnsi="Aptos"/>
+          <w:i/>
+          <w:iCs/>
           <w:sz w:val="24"/>
           <w:szCs w:val="24"/>
         </w:rPr>
@@ -1048,35 +1014,21 @@
         <w:pStyle w:val="p1"/>
         <w:rPr>
           <w:rFonts w:ascii="Aptos" w:hAnsi="Aptos"/>
-          <w:sz w:val="24"/>
-          <w:szCs w:val="24"/>
-        </w:rPr>
-      </w:pPr>
-      <w:r>
-        <w:rPr>
-          <w:rFonts w:ascii="Aptos" w:hAnsi="Aptos"/>
-          <w:sz w:val="24"/>
-          <w:szCs w:val="24"/>
-        </w:rPr>
-        <w:t xml:space="preserve">COM </w:t>
-      </w:r>
-      <w:proofErr w:type="gramStart"/>
-      <w:r>
-        <w:rPr>
-          <w:rFonts w:ascii="Aptos" w:hAnsi="Aptos"/>
-          <w:sz w:val="24"/>
-          <w:szCs w:val="24"/>
-        </w:rPr>
-        <w:t>velocity</w:t>
-      </w:r>
-      <w:proofErr w:type="gramEnd"/>
-      <w:r>
-        <w:rPr>
-          <w:rFonts w:ascii="Aptos" w:hAnsi="Aptos"/>
-          <w:sz w:val="24"/>
-          <w:szCs w:val="24"/>
-        </w:rPr>
-        <w:t xml:space="preserve"> were calculated and identified during the</w:t>
+          <w:i/>
+          <w:iCs/>
+          <w:sz w:val="24"/>
+          <w:szCs w:val="24"/>
+        </w:rPr>
+      </w:pPr>
+      <w:r>
+        <w:rPr>
+          <w:rFonts w:ascii="Aptos" w:hAnsi="Aptos"/>
+          <w:i/>
+          <w:iCs/>
+          <w:sz w:val="24"/>
+          <w:szCs w:val="24"/>
+        </w:rPr>
+        <w:t>COM velocity were calculated and identified during the</w:t>
       </w:r>
     </w:p>
     <w:p>
@@ -1084,13 +1036,17 @@
         <w:pStyle w:val="p1"/>
         <w:rPr>
           <w:rFonts w:ascii="Aptos" w:hAnsi="Aptos"/>
-          <w:sz w:val="24"/>
-          <w:szCs w:val="24"/>
-        </w:rPr>
-      </w:pPr>
-      <w:r>
-        <w:rPr>
-          <w:rFonts w:ascii="Aptos" w:hAnsi="Aptos"/>
+          <w:i/>
+          <w:iCs/>
+          <w:sz w:val="24"/>
+          <w:szCs w:val="24"/>
+        </w:rPr>
+      </w:pPr>
+      <w:r>
+        <w:rPr>
+          <w:rFonts w:ascii="Aptos" w:hAnsi="Aptos"/>
+          <w:i/>
+          <w:iCs/>
           <w:sz w:val="24"/>
           <w:szCs w:val="24"/>
         </w:rPr>
@@ -1102,13 +1058,17 @@
         <w:pStyle w:val="p1"/>
         <w:rPr>
           <w:rFonts w:ascii="Aptos" w:hAnsi="Aptos"/>
-          <w:sz w:val="24"/>
-          <w:szCs w:val="24"/>
-        </w:rPr>
-      </w:pPr>
-      <w:r>
-        <w:rPr>
-          <w:rFonts w:ascii="Aptos" w:hAnsi="Aptos"/>
+          <w:i/>
+          <w:iCs/>
+          <w:sz w:val="24"/>
+          <w:szCs w:val="24"/>
+        </w:rPr>
+      </w:pPr>
+      <w:r>
+        <w:rPr>
+          <w:rFonts w:ascii="Aptos" w:hAnsi="Aptos"/>
+          <w:i/>
+          <w:iCs/>
           <w:sz w:val="24"/>
           <w:szCs w:val="24"/>
         </w:rPr>
@@ -1118,6 +1078,8 @@
       <w:r>
         <w:rPr>
           <w:rFonts w:ascii="Aptos" w:hAnsi="Aptos"/>
+          <w:i/>
+          <w:iCs/>
           <w:sz w:val="24"/>
           <w:szCs w:val="24"/>
         </w:rPr>
@@ -1127,6 +1089,8 @@
       <w:r>
         <w:rPr>
           <w:rFonts w:ascii="Aptos" w:hAnsi="Aptos"/>
+          <w:i/>
+          <w:iCs/>
           <w:sz w:val="24"/>
           <w:szCs w:val="24"/>
         </w:rPr>
@@ -1138,6 +1102,8 @@
         <w:pStyle w:val="p1"/>
         <w:rPr>
           <w:rFonts w:ascii="Aptos" w:hAnsi="Aptos"/>
+          <w:i/>
+          <w:iCs/>
           <w:sz w:val="24"/>
           <w:szCs w:val="24"/>
         </w:rPr>
@@ -1146,6 +1112,8 @@
       <w:r>
         <w:rPr>
           <w:rFonts w:ascii="Aptos" w:hAnsi="Aptos"/>
+          <w:i/>
+          <w:iCs/>
           <w:sz w:val="24"/>
           <w:szCs w:val="24"/>
         </w:rPr>
@@ -1155,6 +1123,8 @@
       <w:r>
         <w:rPr>
           <w:rFonts w:ascii="Aptos" w:hAnsi="Aptos"/>
+          <w:i/>
+          <w:iCs/>
           <w:sz w:val="24"/>
           <w:szCs w:val="24"/>
         </w:rPr>
@@ -1164,6 +1134,8 @@
       <w:r>
         <w:rPr>
           <w:rFonts w:ascii="Aptos" w:hAnsi="Aptos"/>
+          <w:i/>
+          <w:iCs/>
           <w:sz w:val="24"/>
           <w:szCs w:val="24"/>
         </w:rPr>
@@ -1173,6 +1145,8 @@
       <w:r>
         <w:rPr>
           <w:rFonts w:ascii="Aptos" w:hAnsi="Aptos"/>
+          <w:i/>
+          <w:iCs/>
           <w:sz w:val="24"/>
           <w:szCs w:val="24"/>
         </w:rPr>
@@ -1184,6 +1158,8 @@
         <w:pStyle w:val="p1"/>
         <w:rPr>
           <w:rFonts w:ascii="Aptos" w:hAnsi="Aptos"/>
+          <w:i/>
+          <w:iCs/>
           <w:sz w:val="24"/>
           <w:szCs w:val="24"/>
         </w:rPr>
@@ -1192,6 +1168,8 @@
       <w:r>
         <w:rPr>
           <w:rFonts w:ascii="Aptos" w:hAnsi="Aptos"/>
+          <w:i/>
+          <w:iCs/>
           <w:sz w:val="24"/>
           <w:szCs w:val="24"/>
         </w:rPr>
@@ -1201,6 +1179,8 @@
       <w:r>
         <w:rPr>
           <w:rFonts w:ascii="Aptos" w:hAnsi="Aptos"/>
+          <w:i/>
+          <w:iCs/>
           <w:sz w:val="24"/>
           <w:szCs w:val="24"/>
         </w:rPr>
@@ -1212,13 +1192,17 @@
         <w:pStyle w:val="p1"/>
         <w:rPr>
           <w:rFonts w:ascii="Aptos" w:hAnsi="Aptos"/>
-          <w:sz w:val="24"/>
-          <w:szCs w:val="24"/>
-        </w:rPr>
-      </w:pPr>
-      <w:r>
-        <w:rPr>
-          <w:rFonts w:ascii="Aptos" w:hAnsi="Aptos"/>
+          <w:i/>
+          <w:iCs/>
+          <w:sz w:val="24"/>
+          <w:szCs w:val="24"/>
+        </w:rPr>
+      </w:pPr>
+      <w:r>
+        <w:rPr>
+          <w:rFonts w:ascii="Aptos" w:hAnsi="Aptos"/>
+          <w:i/>
+          <w:iCs/>
           <w:sz w:val="24"/>
           <w:szCs w:val="24"/>
         </w:rPr>
@@ -1230,13 +1214,17 @@
         <w:pStyle w:val="p1"/>
         <w:rPr>
           <w:rFonts w:ascii="Aptos" w:hAnsi="Aptos"/>
-          <w:sz w:val="24"/>
-          <w:szCs w:val="24"/>
-        </w:rPr>
-      </w:pPr>
-      <w:r>
-        <w:rPr>
-          <w:rFonts w:ascii="Aptos" w:hAnsi="Aptos"/>
+          <w:i/>
+          <w:iCs/>
+          <w:sz w:val="24"/>
+          <w:szCs w:val="24"/>
+        </w:rPr>
+      </w:pPr>
+      <w:r>
+        <w:rPr>
+          <w:rFonts w:ascii="Aptos" w:hAnsi="Aptos"/>
+          <w:i/>
+          <w:iCs/>
           <w:sz w:val="24"/>
           <w:szCs w:val="24"/>
         </w:rPr>
@@ -1248,13 +1236,17 @@
         <w:pStyle w:val="p1"/>
         <w:rPr>
           <w:rFonts w:ascii="Aptos" w:hAnsi="Aptos"/>
-          <w:sz w:val="24"/>
-          <w:szCs w:val="24"/>
-        </w:rPr>
-      </w:pPr>
-      <w:r>
-        <w:rPr>
-          <w:rFonts w:ascii="Aptos" w:hAnsi="Aptos"/>
+          <w:i/>
+          <w:iCs/>
+          <w:sz w:val="24"/>
+          <w:szCs w:val="24"/>
+        </w:rPr>
+      </w:pPr>
+      <w:r>
+        <w:rPr>
+          <w:rFonts w:ascii="Aptos" w:hAnsi="Aptos"/>
+          <w:i/>
+          <w:iCs/>
           <w:sz w:val="24"/>
           <w:szCs w:val="24"/>
         </w:rPr>
